--- a/offerta_template_ita.docx
+++ b/offerta_template_ita.docx
@@ -5150,7 +5150,6 @@
               <w:rPr>
                 <w:rFonts w:ascii="Verdana" w:hAnsi="Verdana" w:cs="Arial"/>
                 <w:szCs w:val="20"/>
-                <w:highlight w:val="yellow"/>
                 <w:lang w:val="en-US"/>
               </w:rPr>
             </w:pPr>
@@ -5159,7 +5158,6 @@
               <w:rPr>
                 <w:rFonts w:ascii="Verdana" w:hAnsi="Verdana" w:cs="Arial"/>
                 <w:szCs w:val="20"/>
-                <w:highlight w:val="yellow"/>
                 <w:lang w:val="en-US"/>
               </w:rPr>
               <w:t>Unicredit</w:t>
@@ -5169,7 +5167,6 @@
               <w:rPr>
                 <w:rFonts w:ascii="Verdana" w:hAnsi="Verdana" w:cs="Arial"/>
                 <w:szCs w:val="20"/>
-                <w:highlight w:val="yellow"/>
                 <w:lang w:val="en-US"/>
               </w:rPr>
               <w:t xml:space="preserve"> Banca </w:t>
@@ -5187,7 +5184,6 @@
               <w:rPr>
                 <w:rFonts w:ascii="Verdana" w:hAnsi="Verdana" w:cs="Arial"/>
                 <w:szCs w:val="20"/>
-                <w:highlight w:val="yellow"/>
                 <w:lang w:val="en-US"/>
               </w:rPr>
             </w:pPr>
@@ -5195,7 +5191,6 @@
               <w:rPr>
                 <w:rFonts w:ascii="Verdana" w:hAnsi="Verdana" w:cs="Arial"/>
                 <w:szCs w:val="20"/>
-                <w:highlight w:val="yellow"/>
                 <w:lang w:val="en-US"/>
               </w:rPr>
               <w:t>ACCOUNT NO: 000105397238</w:t>
@@ -5213,7 +5208,6 @@
               <w:rPr>
                 <w:rFonts w:ascii="Verdana" w:hAnsi="Verdana" w:cs="Arial"/>
                 <w:szCs w:val="20"/>
-                <w:highlight w:val="yellow"/>
                 <w:lang w:val="en-US"/>
               </w:rPr>
             </w:pPr>
@@ -5221,7 +5215,6 @@
               <w:rPr>
                 <w:rFonts w:ascii="Verdana" w:hAnsi="Verdana" w:cs="Arial"/>
                 <w:szCs w:val="20"/>
-                <w:highlight w:val="yellow"/>
                 <w:lang w:val="en-US"/>
               </w:rPr>
               <w:t>SWIFT CODE: UNCRITM1N56</w:t>
@@ -5238,7 +5231,6 @@
               <w:ind w:left="0" w:firstLine="0"/>
               <w:rPr>
                 <w:rFonts w:ascii="Verdana" w:hAnsi="Verdana" w:cs="Arial"/>
-                <w:highlight w:val="yellow"/>
                 <w:lang w:val="it-IT"/>
               </w:rPr>
             </w:pPr>
@@ -5246,7 +5238,6 @@
               <w:rPr>
                 <w:rFonts w:ascii="Verdana" w:hAnsi="Verdana" w:cs="Arial"/>
                 <w:szCs w:val="20"/>
-                <w:highlight w:val="yellow"/>
                 <w:lang w:val="it-IT"/>
               </w:rPr>
               <w:t>IBAN CODE: IT 11 T 02008 60810 000105397238</w:t>
@@ -5297,14 +5288,12 @@
               <w:ind w:left="1077" w:hanging="1077"/>
               <w:rPr>
                 <w:rFonts w:ascii="Verdana" w:hAnsi="Verdana"/>
-                <w:highlight w:val="yellow"/>
                 <w:lang w:val="it-IT"/>
               </w:rPr>
             </w:pPr>
             <w:r>
               <w:rPr>
                 <w:rFonts w:ascii="Verdana" w:hAnsi="Verdana"/>
-                <w:highlight w:val="yellow"/>
                 <w:lang w:val="it-IT"/>
               </w:rPr>
               <w:t xml:space="preserve">RMD Srls </w:t>
@@ -5321,14 +5310,12 @@
               <w:ind w:left="1077" w:hanging="1077"/>
               <w:rPr>
                 <w:rFonts w:ascii="Verdana" w:hAnsi="Verdana"/>
-                <w:highlight w:val="yellow"/>
                 <w:lang w:val="it-IT"/>
               </w:rPr>
             </w:pPr>
             <w:r>
               <w:rPr>
                 <w:rFonts w:ascii="Verdana" w:hAnsi="Verdana"/>
-                <w:highlight w:val="yellow"/>
                 <w:lang w:val="it-IT"/>
               </w:rPr>
               <w:t>via Card. E. Dalla Costa 15</w:t>
@@ -5345,14 +5332,12 @@
               <w:ind w:left="1077" w:hanging="1077"/>
               <w:rPr>
                 <w:rFonts w:ascii="Verdana" w:hAnsi="Verdana"/>
-                <w:highlight w:val="yellow"/>
                 <w:lang w:val="it-IT"/>
               </w:rPr>
             </w:pPr>
             <w:r>
               <w:rPr>
                 <w:rFonts w:ascii="Verdana" w:hAnsi="Verdana"/>
-                <w:highlight w:val="yellow"/>
                 <w:lang w:val="it-IT"/>
               </w:rPr>
               <w:t>36015 Schio - I</w:t>
@@ -5467,19 +5452,7 @@
               <w:rPr>
                 <w:rFonts w:ascii="Verdana" w:hAnsi="Verdana"/>
               </w:rPr>
-              <w:t xml:space="preserve">[Delivery </w:t>
-            </w:r>
-            <w:r>
-              <w:rPr>
-                <w:rFonts w:ascii="Verdana" w:hAnsi="Verdana"/>
-              </w:rPr>
-              <w:t>time</w:t>
-            </w:r>
-            <w:r>
-              <w:rPr>
-                <w:rFonts w:ascii="Verdana" w:hAnsi="Verdana"/>
-              </w:rPr>
-              <w:t>]</w:t>
+              <w:t>[Delivery time]</w:t>
             </w:r>
           </w:p>
         </w:tc>
@@ -5535,19 +5508,7 @@
               <w:rPr>
                 <w:rFonts w:ascii="Verdana" w:hAnsi="Verdana"/>
               </w:rPr>
-              <w:t>[</w:t>
-            </w:r>
-            <w:r>
-              <w:rPr>
-                <w:rFonts w:ascii="Verdana" w:hAnsi="Verdana"/>
-              </w:rPr>
-              <w:t>Packing</w:t>
-            </w:r>
-            <w:r>
-              <w:rPr>
-                <w:rFonts w:ascii="Verdana" w:hAnsi="Verdana"/>
-              </w:rPr>
-              <w:t>]</w:t>
+              <w:t>[Packing]</w:t>
             </w:r>
           </w:p>
         </w:tc>
@@ -5599,19 +5560,7 @@
               <w:rPr>
                 <w:rFonts w:ascii="Verdana" w:hAnsi="Verdana"/>
               </w:rPr>
-              <w:t>[</w:t>
-            </w:r>
-            <w:r>
-              <w:rPr>
-                <w:rFonts w:ascii="Verdana" w:hAnsi="Verdana"/>
-              </w:rPr>
-              <w:t>Shipment</w:t>
-            </w:r>
-            <w:r>
-              <w:rPr>
-                <w:rFonts w:ascii="Verdana" w:hAnsi="Verdana"/>
-              </w:rPr>
-              <w:t>s]</w:t>
+              <w:t>[Shipments]</w:t>
             </w:r>
           </w:p>
         </w:tc>
@@ -5667,17 +5616,9 @@
             <w:r>
               <w:rPr>
                 <w:rFonts w:ascii="Verdana" w:hAnsi="Verdana" w:cs="Courier New"/>
-                <w:highlight w:val="yellow"/>
                 <w:lang w:val="it-IT"/>
               </w:rPr>
-              <w:t>12 mesi</w:t>
-            </w:r>
-            <w:r>
-              <w:rPr>
-                <w:rFonts w:ascii="Verdana" w:hAnsi="Verdana" w:cs="Courier New"/>
-                <w:lang w:val="it-IT"/>
-              </w:rPr>
-              <w:t xml:space="preserve"> </w:t>
+              <w:t xml:space="preserve">12 mesi </w:t>
             </w:r>
           </w:p>
         </w:tc>
@@ -5747,13 +5688,16 @@
     <w:p>
       <w:pPr>
         <w:tabs>
-          <w:tab w:val="left" w:pos="5529"/>
+          <w:tab w:val="left" w:pos="5387"/>
         </w:tabs>
+        <w:autoSpaceDE w:val="0"/>
+        <w:autoSpaceDN w:val="0"/>
+        <w:adjustRightInd w:val="0"/>
         <w:spacing w:after="0" w:line="240" w:lineRule="auto"/>
         <w:rPr>
           <w:rFonts w:cs="Courier New"/>
           <w:sz w:val="20"/>
-          <w:lang w:val="it-IT"/>
+          <w:lang w:val="en-GB"/>
         </w:rPr>
       </w:pPr>
     </w:p>
@@ -5778,7 +5722,7 @@
         <w:rPr>
           <w:rFonts w:cs="Courier New"/>
           <w:sz w:val="20"/>
-          <w:lang w:val="it-IT"/>
+          <w:lang w:val="en-GB"/>
         </w:rPr>
         <w:tab/>
       </w:r>
@@ -5815,7 +5759,7 @@
           <w:iCs/>
           <w:sz w:val="20"/>
           <w:szCs w:val="20"/>
-          <w:lang w:val="it-IT"/>
+          <w:lang w:val="en-AU"/>
         </w:rPr>
       </w:pPr>
       <w:r>
@@ -5832,10 +5776,28 @@
           <w:iCs/>
           <w:sz w:val="20"/>
           <w:szCs w:val="20"/>
-          <w:lang w:val="it-IT"/>
+          <w:lang w:val="en-AU"/>
         </w:rPr>
-        <w:t>M</w:t>
+        <w:t>M. Bauce</w:t>
       </w:r>
+    </w:p>
+    <w:p>
+      <w:pPr>
+        <w:tabs>
+          <w:tab w:val="left" w:pos="5387"/>
+        </w:tabs>
+        <w:autoSpaceDE w:val="0"/>
+        <w:autoSpaceDN w:val="0"/>
+        <w:adjustRightInd w:val="0"/>
+        <w:spacing w:after="0" w:line="240" w:lineRule="auto"/>
+        <w:rPr>
+          <w:i/>
+          <w:iCs/>
+          <w:sz w:val="20"/>
+          <w:szCs w:val="20"/>
+          <w:lang w:val="en-AU"/>
+        </w:rPr>
+      </w:pPr>
       <w:r>
         <w:rPr>
           <w:rFonts w:cs="Courier New"/>
@@ -5846,13 +5808,13 @@
           <w:lang w:val="it-IT" w:eastAsia="it-IT" w:bidi="ar-SA"/>
         </w:rPr>
         <w:drawing>
-          <wp:anchor distT="0" distB="0" distL="114300" distR="114300" simplePos="0" relativeHeight="251659264" behindDoc="1" locked="0" layoutInCell="1" allowOverlap="1" wp14:anchorId="3F1ABA0F" wp14:editId="7F60A0DF">
+          <wp:anchor distT="0" distB="0" distL="114300" distR="114300" simplePos="0" relativeHeight="251659264" behindDoc="1" locked="0" layoutInCell="1" allowOverlap="1" wp14:anchorId="4086C50C" wp14:editId="0D42297D">
             <wp:simplePos x="0" y="0"/>
             <wp:positionH relativeFrom="column">
-              <wp:posOffset>4143375</wp:posOffset>
+              <wp:posOffset>3509391</wp:posOffset>
             </wp:positionH>
             <wp:positionV relativeFrom="paragraph">
-              <wp:posOffset>0</wp:posOffset>
+              <wp:posOffset>10287</wp:posOffset>
             </wp:positionV>
             <wp:extent cx="1750695" cy="736600"/>
             <wp:effectExtent l="0" t="0" r="1905" b="0"/>
@@ -5908,16 +5870,6 @@
           </wp:anchor>
         </w:drawing>
       </w:r>
-      <w:r>
-        <w:rPr>
-          <w:i/>
-          <w:iCs/>
-          <w:sz w:val="20"/>
-          <w:szCs w:val="20"/>
-          <w:lang w:val="it-IT"/>
-        </w:rPr>
-        <w:t>. Bauce</w:t>
-      </w:r>
     </w:p>
     <w:p>
       <w:pPr>
@@ -5933,7 +5885,7 @@
           <w:iCs/>
           <w:sz w:val="20"/>
           <w:szCs w:val="20"/>
-          <w:lang w:val="it-IT"/>
+          <w:lang w:val="en-AU"/>
         </w:rPr>
       </w:pPr>
     </w:p>
@@ -5951,7 +5903,23 @@
           <w:iCs/>
           <w:sz w:val="20"/>
           <w:szCs w:val="20"/>
-          <w:lang w:val="it-IT"/>
+          <w:lang w:val="en-AU"/>
+        </w:rPr>
+      </w:pPr>
+    </w:p>
+    <w:p>
+      <w:pPr>
+        <w:tabs>
+          <w:tab w:val="left" w:pos="5387"/>
+        </w:tabs>
+        <w:autoSpaceDE w:val="0"/>
+        <w:autoSpaceDN w:val="0"/>
+        <w:adjustRightInd w:val="0"/>
+        <w:spacing w:after="0" w:line="240" w:lineRule="auto"/>
+        <w:rPr>
+          <w:rFonts w:cs="Courier New"/>
+          <w:sz w:val="20"/>
+          <w:lang w:val="en-GB"/>
         </w:rPr>
       </w:pPr>
     </w:p>
